--- a/deliveries/cases/EN/5.docx
+++ b/deliveries/cases/EN/5.docx
@@ -4,7 +4,7 @@
   <w:body>
     <w:p>
       <w:pPr>
-        <w:ind w:left="3119" w:firstLine="0"/>
+        <w:ind w:left="0" w:right="0" w:firstLine="0"/>
         <w:jc w:val="right"/>
         <w:rPr>
           <w:rFonts w:ascii="Arial" w:cs="Arial" w:eastAsia="Arial" w:hAnsi="Arial"/>
@@ -36,12 +36,12 @@
             <wp:extent cx="1880235" cy="1381716"/>
             <wp:effectExtent b="0" l="0" r="0" t="0"/>
             <wp:wrapSquare wrapText="bothSides" distB="0" distT="0" distL="114300" distR="114300"/>
-            <wp:docPr id="5" name="image3.png"/>
+            <wp:docPr id="3" name="image2.png"/>
             <a:graphic>
               <a:graphicData uri="http://schemas.openxmlformats.org/drawingml/2006/picture">
                 <pic:pic>
                   <pic:nvPicPr>
-                    <pic:cNvPr id="0" name="image3.png"/>
+                    <pic:cNvPr id="0" name="image2.png"/>
                     <pic:cNvPicPr preferRelativeResize="0"/>
                   </pic:nvPicPr>
                   <pic:blipFill>
@@ -76,7 +76,7 @@
         <w:tabs>
           <w:tab w:val="left" w:leader="none" w:pos="6336"/>
         </w:tabs>
-        <w:ind w:left="3119" w:firstLine="0"/>
+        <w:ind w:left="0" w:right="0" w:firstLine="0"/>
         <w:rPr>
           <w:rFonts w:ascii="Arial" w:cs="Arial" w:eastAsia="Arial" w:hAnsi="Arial"/>
           <w:b w:val="1"/>
@@ -101,7 +101,7 @@
     </w:p>
     <w:p>
       <w:pPr>
-        <w:ind w:left="3119" w:firstLine="0"/>
+        <w:ind w:left="0" w:right="0" w:firstLine="0"/>
         <w:jc w:val="right"/>
         <w:rPr>
           <w:rFonts w:ascii="Arial" w:cs="Arial" w:eastAsia="Arial" w:hAnsi="Arial"/>
@@ -120,7 +120,7 @@
     </w:p>
     <w:p>
       <w:pPr>
-        <w:ind w:left="3119" w:firstLine="0"/>
+        <w:ind w:left="0" w:right="0" w:firstLine="0"/>
         <w:jc w:val="right"/>
         <w:rPr>
           <w:rFonts w:ascii="Arial" w:cs="Arial" w:eastAsia="Arial" w:hAnsi="Arial"/>
@@ -139,7 +139,7 @@
     </w:p>
     <w:p>
       <w:pPr>
-        <w:ind w:left="3119" w:firstLine="0"/>
+        <w:ind w:left="0" w:right="0" w:firstLine="0"/>
         <w:jc w:val="right"/>
         <w:rPr>
           <w:rFonts w:ascii="Arial" w:cs="Arial" w:eastAsia="Arial" w:hAnsi="Arial"/>
@@ -158,7 +158,7 @@
     </w:p>
     <w:p>
       <w:pPr>
-        <w:ind w:left="3119" w:firstLine="0"/>
+        <w:ind w:left="0" w:right="0" w:firstLine="0"/>
         <w:jc w:val="right"/>
         <w:rPr>
           <w:rFonts w:ascii="Arial" w:cs="Arial" w:eastAsia="Arial" w:hAnsi="Arial"/>
@@ -180,7 +180,7 @@
         <w:pBdr>
           <w:bottom w:color="000000" w:space="1" w:sz="4" w:val="single"/>
         </w:pBdr>
-        <w:ind w:left="5245" w:firstLine="0"/>
+        <w:ind w:left="0" w:right="0" w:firstLine="0"/>
         <w:jc w:val="right"/>
         <w:rPr>
           <w:rFonts w:ascii="Arial" w:cs="Arial" w:eastAsia="Arial" w:hAnsi="Arial"/>
@@ -206,12 +206,13 @@
     </w:p>
     <w:p>
       <w:pPr>
-        <w:rPr>
-          <w:rFonts w:ascii="Arial" w:cs="Arial" w:eastAsia="Arial" w:hAnsi="Arial"/>
-          <w:color w:val="231f20"/>
-        </w:rPr>
-      </w:pPr>
-      <w:bookmarkStart w:colFirst="0" w:colLast="0" w:name="_5tstywbmkzn3" w:id="0"/>
+        <w:ind w:left="0" w:right="0" w:firstLine="0"/>
+        <w:rPr>
+          <w:rFonts w:ascii="Arial" w:cs="Arial" w:eastAsia="Arial" w:hAnsi="Arial"/>
+          <w:color w:val="231f20"/>
+        </w:rPr>
+      </w:pPr>
+      <w:bookmarkStart w:colFirst="0" w:colLast="0" w:name="_70xtgh1v7k6f" w:id="0"/>
       <w:bookmarkEnd w:id="0"/>
       <w:r>
         <w:rPr>
@@ -221,6 +222,7 @@
     </w:p>
     <w:p>
       <w:pPr>
+        <w:ind w:left="0" w:right="0" w:firstLine="0"/>
         <w:rPr>
           <w:rFonts w:ascii="Arial" w:cs="Arial" w:eastAsia="Arial" w:hAnsi="Arial"/>
           <w:color w:val="231f20"/>
@@ -237,6 +239,7 @@
         <w:tabs>
           <w:tab w:val="left" w:leader="none" w:pos="11340"/>
         </w:tabs>
+        <w:ind w:left="0" w:right="0" w:firstLine="0"/>
         <w:rPr>
           <w:rFonts w:ascii="Arial" w:cs="Arial" w:eastAsia="Arial" w:hAnsi="Arial"/>
           <w:color w:val="231f20"/>
@@ -253,6 +256,7 @@
     </w:p>
     <w:p>
       <w:pPr>
+        <w:ind w:left="0" w:right="0" w:firstLine="0"/>
         <w:jc w:val="center"/>
         <w:rPr>
           <w:rFonts w:ascii="Arial" w:cs="Arial" w:eastAsia="Arial" w:hAnsi="Arial"/>
@@ -278,6 +282,7 @@
     </w:p>
     <w:p>
       <w:pPr>
+        <w:ind w:left="0" w:right="0" w:firstLine="0"/>
         <w:jc w:val="center"/>
         <w:rPr>
           <w:rFonts w:ascii="Arial" w:cs="Arial" w:eastAsia="Arial" w:hAnsi="Arial"/>
@@ -292,7 +297,7 @@
     </w:p>
     <w:p>
       <w:pPr>
-        <w:ind w:left="1560" w:right="1417" w:firstLine="0"/>
+        <w:ind w:left="0" w:right="0" w:firstLine="0"/>
         <w:jc w:val="center"/>
         <w:rPr>
           <w:rFonts w:ascii="Arial" w:cs="Arial" w:eastAsia="Arial" w:hAnsi="Arial"/>
@@ -318,7 +323,7 @@
     </w:p>
     <w:p>
       <w:pPr>
-        <w:ind w:left="1560" w:right="1417" w:firstLine="0"/>
+        <w:ind w:left="0" w:right="0" w:firstLine="0"/>
         <w:jc w:val="center"/>
         <w:rPr>
           <w:rFonts w:ascii="Arial" w:cs="Arial" w:eastAsia="Arial" w:hAnsi="Arial"/>
@@ -344,32 +349,35 @@
     </w:p>
     <w:p>
       <w:pPr>
-        <w:rPr>
-          <w:rFonts w:ascii="Arial" w:cs="Arial" w:eastAsia="Arial" w:hAnsi="Arial"/>
-          <w:color w:val="231f20"/>
-        </w:rPr>
-      </w:pPr>
-      <w:r>
-        <w:rPr>
-          <w:rtl w:val="0"/>
-        </w:rPr>
-      </w:r>
-    </w:p>
-    <w:p>
-      <w:pPr>
-        <w:rPr>
-          <w:rFonts w:ascii="Arial" w:cs="Arial" w:eastAsia="Arial" w:hAnsi="Arial"/>
-          <w:color w:val="231f20"/>
-        </w:rPr>
-      </w:pPr>
-      <w:r>
-        <w:rPr>
-          <w:rtl w:val="0"/>
-        </w:rPr>
-      </w:r>
-    </w:p>
-    <w:p>
-      <w:pPr>
+        <w:ind w:left="0" w:right="0" w:firstLine="0"/>
+        <w:rPr>
+          <w:rFonts w:ascii="Arial" w:cs="Arial" w:eastAsia="Arial" w:hAnsi="Arial"/>
+          <w:color w:val="231f20"/>
+        </w:rPr>
+      </w:pPr>
+      <w:r>
+        <w:rPr>
+          <w:rtl w:val="0"/>
+        </w:rPr>
+      </w:r>
+    </w:p>
+    <w:p>
+      <w:pPr>
+        <w:ind w:left="0" w:right="0" w:firstLine="0"/>
+        <w:rPr>
+          <w:rFonts w:ascii="Arial" w:cs="Arial" w:eastAsia="Arial" w:hAnsi="Arial"/>
+          <w:color w:val="231f20"/>
+        </w:rPr>
+      </w:pPr>
+      <w:r>
+        <w:rPr>
+          <w:rtl w:val="0"/>
+        </w:rPr>
+      </w:r>
+    </w:p>
+    <w:p>
+      <w:pPr>
+        <w:ind w:left="0" w:right="0" w:firstLine="0"/>
         <w:rPr>
           <w:rFonts w:ascii="Arial" w:cs="Arial" w:eastAsia="Arial" w:hAnsi="Arial"/>
           <w:color w:val="231f20"/>
@@ -386,6 +394,7 @@
         <w:tabs>
           <w:tab w:val="left" w:leader="none" w:pos="6115"/>
         </w:tabs>
+        <w:ind w:left="0" w:right="0" w:firstLine="0"/>
         <w:rPr>
           <w:rFonts w:ascii="Arial" w:cs="Arial" w:eastAsia="Arial" w:hAnsi="Arial"/>
           <w:color w:val="231f20"/>
@@ -402,6 +411,7 @@
         <w:tabs>
           <w:tab w:val="left" w:leader="none" w:pos="6115"/>
         </w:tabs>
+        <w:ind w:left="0" w:right="0" w:firstLine="0"/>
         <w:rPr>
           <w:rFonts w:ascii="Arial" w:cs="Arial" w:eastAsia="Arial" w:hAnsi="Arial"/>
           <w:color w:val="231f20"/>
@@ -418,58 +428,63 @@
         <w:tabs>
           <w:tab w:val="left" w:leader="none" w:pos="6115"/>
         </w:tabs>
-        <w:rPr>
-          <w:rFonts w:ascii="Arial" w:cs="Arial" w:eastAsia="Arial" w:hAnsi="Arial"/>
-          <w:color w:val="231f20"/>
-        </w:rPr>
-      </w:pPr>
-      <w:r>
-        <w:rPr>
-          <w:rtl w:val="0"/>
-        </w:rPr>
-      </w:r>
-    </w:p>
-    <w:p>
-      <w:pPr>
-        <w:rPr>
-          <w:rFonts w:ascii="Arial" w:cs="Arial" w:eastAsia="Arial" w:hAnsi="Arial"/>
-          <w:color w:val="231f20"/>
-        </w:rPr>
-      </w:pPr>
-      <w:r>
-        <w:rPr>
-          <w:rtl w:val="0"/>
-        </w:rPr>
-      </w:r>
-    </w:p>
-    <w:p>
-      <w:pPr>
-        <w:rPr>
-          <w:rFonts w:ascii="Arial" w:cs="Arial" w:eastAsia="Arial" w:hAnsi="Arial"/>
-          <w:color w:val="231f20"/>
-        </w:rPr>
-      </w:pPr>
-      <w:r>
-        <w:rPr>
-          <w:rtl w:val="0"/>
-        </w:rPr>
-      </w:r>
-    </w:p>
-    <w:p>
-      <w:pPr>
-        <w:rPr>
-          <w:rFonts w:ascii="Arial" w:cs="Arial" w:eastAsia="Arial" w:hAnsi="Arial"/>
-          <w:color w:val="231f20"/>
-        </w:rPr>
-      </w:pPr>
-      <w:r>
-        <w:rPr>
-          <w:rtl w:val="0"/>
-        </w:rPr>
-      </w:r>
-    </w:p>
-    <w:p>
-      <w:pPr>
+        <w:ind w:left="0" w:right="0" w:firstLine="0"/>
+        <w:rPr>
+          <w:rFonts w:ascii="Arial" w:cs="Arial" w:eastAsia="Arial" w:hAnsi="Arial"/>
+          <w:color w:val="231f20"/>
+        </w:rPr>
+      </w:pPr>
+      <w:r>
+        <w:rPr>
+          <w:rtl w:val="0"/>
+        </w:rPr>
+      </w:r>
+    </w:p>
+    <w:p>
+      <w:pPr>
+        <w:ind w:left="0" w:right="0" w:firstLine="0"/>
+        <w:rPr>
+          <w:rFonts w:ascii="Arial" w:cs="Arial" w:eastAsia="Arial" w:hAnsi="Arial"/>
+          <w:color w:val="231f20"/>
+        </w:rPr>
+      </w:pPr>
+      <w:r>
+        <w:rPr>
+          <w:rtl w:val="0"/>
+        </w:rPr>
+      </w:r>
+    </w:p>
+    <w:p>
+      <w:pPr>
+        <w:ind w:left="0" w:right="0" w:firstLine="0"/>
+        <w:rPr>
+          <w:rFonts w:ascii="Arial" w:cs="Arial" w:eastAsia="Arial" w:hAnsi="Arial"/>
+          <w:color w:val="231f20"/>
+        </w:rPr>
+      </w:pPr>
+      <w:r>
+        <w:rPr>
+          <w:rtl w:val="0"/>
+        </w:rPr>
+      </w:r>
+    </w:p>
+    <w:p>
+      <w:pPr>
+        <w:ind w:left="0" w:right="0" w:firstLine="0"/>
+        <w:rPr>
+          <w:rFonts w:ascii="Arial" w:cs="Arial" w:eastAsia="Arial" w:hAnsi="Arial"/>
+          <w:color w:val="231f20"/>
+        </w:rPr>
+      </w:pPr>
+      <w:r>
+        <w:rPr>
+          <w:rtl w:val="0"/>
+        </w:rPr>
+      </w:r>
+    </w:p>
+    <w:p>
+      <w:pPr>
+        <w:ind w:left="0" w:right="0" w:firstLine="0"/>
         <w:rPr>
           <w:rFonts w:ascii="Arial" w:cs="Arial" w:eastAsia="Arial" w:hAnsi="Arial"/>
           <w:b w:val="1"/>
@@ -506,6 +521,7 @@
           <w:tab w:val="left" w:leader="none" w:pos="2835"/>
         </w:tabs>
         <w:spacing w:after="0" w:lineRule="auto"/>
+        <w:ind w:left="0" w:right="0" w:firstLine="0"/>
         <w:rPr>
           <w:rFonts w:ascii="Arial" w:cs="Arial" w:eastAsia="Arial" w:hAnsi="Arial"/>
           <w:color w:val="231f20"/>
@@ -540,6 +556,7 @@
           <w:tab w:val="left" w:leader="none" w:pos="2835"/>
         </w:tabs>
         <w:spacing w:after="0" w:lineRule="auto"/>
+        <w:ind w:left="0" w:right="0" w:firstLine="0"/>
         <w:rPr>
           <w:rFonts w:ascii="Arial" w:cs="Arial" w:eastAsia="Arial" w:hAnsi="Arial"/>
           <w:color w:val="231f20"/>
@@ -574,6 +591,7 @@
           <w:tab w:val="left" w:leader="none" w:pos="2835"/>
         </w:tabs>
         <w:spacing w:after="0" w:lineRule="auto"/>
+        <w:ind w:left="0" w:right="0" w:firstLine="0"/>
         <w:rPr>
           <w:rFonts w:ascii="Arial" w:cs="Arial" w:eastAsia="Arial" w:hAnsi="Arial"/>
           <w:color w:val="231f20"/>
@@ -608,6 +626,7 @@
           <w:tab w:val="left" w:leader="none" w:pos="2835"/>
         </w:tabs>
         <w:spacing w:after="0" w:lineRule="auto"/>
+        <w:ind w:left="0" w:right="0" w:firstLine="0"/>
         <w:rPr>
           <w:rFonts w:ascii="Arial" w:cs="Arial" w:eastAsia="Arial" w:hAnsi="Arial"/>
           <w:color w:val="231f20"/>
@@ -642,7 +661,7 @@
           <w:tab w:val="left" w:leader="none" w:pos="2835"/>
         </w:tabs>
         <w:spacing w:after="0" w:lineRule="auto"/>
-        <w:ind w:left="2410" w:hanging="2410"/>
+        <w:ind w:left="0" w:right="0" w:firstLine="0"/>
         <w:rPr>
           <w:rFonts w:ascii="Arial" w:cs="Arial" w:eastAsia="Arial" w:hAnsi="Arial"/>
           <w:color w:val="231f20"/>
@@ -677,6 +696,7 @@
           <w:tab w:val="left" w:leader="none" w:pos="2835"/>
         </w:tabs>
         <w:spacing w:after="0" w:lineRule="auto"/>
+        <w:ind w:left="0" w:right="0" w:firstLine="0"/>
         <w:rPr>
           <w:rFonts w:ascii="Arial" w:cs="Arial" w:eastAsia="Arial" w:hAnsi="Arial"/>
           <w:color w:val="231f20"/>
@@ -711,6 +731,7 @@
           <w:tab w:val="left" w:leader="none" w:pos="2835"/>
         </w:tabs>
         <w:spacing w:after="0" w:lineRule="auto"/>
+        <w:ind w:left="0" w:right="0" w:firstLine="0"/>
         <w:rPr>
           <w:rFonts w:ascii="Arial" w:cs="Arial" w:eastAsia="Arial" w:hAnsi="Arial"/>
           <w:color w:val="231f20"/>
@@ -761,6 +782,7 @@
           <w:tab w:val="left" w:leader="none" w:pos="2835"/>
         </w:tabs>
         <w:spacing w:after="0" w:lineRule="auto"/>
+        <w:ind w:left="0" w:right="0" w:firstLine="0"/>
         <w:rPr>
           <w:rFonts w:ascii="Arial" w:cs="Arial" w:eastAsia="Arial" w:hAnsi="Arial"/>
           <w:color w:val="231f20"/>
@@ -784,7 +806,7 @@
     <w:p>
       <w:pPr>
         <w:spacing w:after="0" w:line="276" w:lineRule="auto"/>
-        <w:ind w:right="0"/>
+        <w:ind w:left="0" w:right="0" w:firstLine="0"/>
         <w:jc w:val="left"/>
         <w:rPr>
           <w:rFonts w:ascii="Arial" w:cs="Arial" w:eastAsia="Arial" w:hAnsi="Arial"/>
@@ -857,7 +879,7 @@
     </w:p>
     <w:sdt>
       <w:sdtPr>
-        <w:id w:val="2074643409"/>
+        <w:id w:val="-966339832"/>
         <w:docPartObj>
           <w:docPartGallery w:val="Table of Contents"/>
           <w:docPartUnique w:val="1"/>
@@ -880,10 +902,10 @@
             <w:shd w:fill="auto" w:val="clear"/>
             <w:tabs>
               <w:tab w:val="left" w:leader="none" w:pos="440"/>
-              <w:tab w:val="right" w:leader="dot" w:pos="9764"/>
+              <w:tab w:val="right" w:leader="none" w:pos="9764"/>
             </w:tabs>
             <w:spacing w:after="120" w:before="120" w:line="240" w:lineRule="auto"/>
-            <w:ind w:left="0" w:right="113" w:firstLine="0"/>
+            <w:ind w:left="0" w:right="0" w:firstLine="0"/>
             <w:jc w:val="left"/>
             <w:rPr>
               <w:rFonts w:ascii="Arial" w:cs="Arial" w:eastAsia="Arial" w:hAnsi="Arial"/>
@@ -904,7 +926,7 @@
             <w:instrText xml:space="preserve"> TOC \h \u \z \t "Heading 1,1,Heading 2,2,Heading 3,3,"</w:instrText>
             <w:fldChar w:fldCharType="separate"/>
           </w:r>
-          <w:hyperlink w:anchor="_wwup9t5tcptb">
+          <w:hyperlink w:anchor="_5awm1g3wj3da">
             <w:r>
               <w:rPr>
                 <w:rFonts w:ascii="Arial" w:cs="Arial" w:eastAsia="Arial" w:hAnsi="Arial"/>
@@ -925,7 +947,7 @@
               <w:t xml:space="preserve">1.</w:t>
             </w:r>
           </w:hyperlink>
-          <w:hyperlink w:anchor="_wwup9t5tcptb">
+          <w:hyperlink w:anchor="_5awm1g3wj3da">
             <w:r>
               <w:rPr>
                 <w:rFonts w:ascii="Arial" w:cs="Arial" w:eastAsia="Arial" w:hAnsi="Arial"/>
@@ -946,7 +968,7 @@
           </w:hyperlink>
           <w:r>
             <w:fldChar w:fldCharType="begin"/>
-            <w:instrText xml:space="preserve"> PAGEREF _wwup9t5tcptb \h </w:instrText>
+            <w:instrText xml:space="preserve"> PAGEREF _5awm1g3wj3da \h </w:instrText>
             <w:fldChar w:fldCharType="separate"/>
           </w:r>
           <w:r>
@@ -995,10 +1017,10 @@
             <w:shd w:fill="auto" w:val="clear"/>
             <w:tabs>
               <w:tab w:val="left" w:leader="none" w:pos="440"/>
-              <w:tab w:val="right" w:leader="dot" w:pos="9764"/>
+              <w:tab w:val="right" w:leader="none" w:pos="9764"/>
             </w:tabs>
             <w:spacing w:after="120" w:before="120" w:line="240" w:lineRule="auto"/>
-            <w:ind w:left="0" w:right="113" w:firstLine="0"/>
+            <w:ind w:left="0" w:right="0" w:firstLine="0"/>
             <w:jc w:val="left"/>
             <w:rPr>
               <w:rFonts w:ascii="Arial" w:cs="Arial" w:eastAsia="Arial" w:hAnsi="Arial"/>
@@ -1014,7 +1036,7 @@
               <w:vertAlign w:val="baseline"/>
             </w:rPr>
           </w:pPr>
-          <w:hyperlink w:anchor="_xo0kl28rfrf9">
+          <w:hyperlink w:anchor="_ideg22bqdy6z">
             <w:r>
               <w:rPr>
                 <w:rFonts w:ascii="Arial" w:cs="Arial" w:eastAsia="Arial" w:hAnsi="Arial"/>
@@ -1035,7 +1057,7 @@
               <w:t xml:space="preserve">2.</w:t>
             </w:r>
           </w:hyperlink>
-          <w:hyperlink w:anchor="_xo0kl28rfrf9">
+          <w:hyperlink w:anchor="_ideg22bqdy6z">
             <w:r>
               <w:rPr>
                 <w:rFonts w:ascii="Arial" w:cs="Arial" w:eastAsia="Arial" w:hAnsi="Arial"/>
@@ -1056,7 +1078,7 @@
           </w:hyperlink>
           <w:r>
             <w:fldChar w:fldCharType="begin"/>
-            <w:instrText xml:space="preserve"> PAGEREF _xo0kl28rfrf9 \h </w:instrText>
+            <w:instrText xml:space="preserve"> PAGEREF _ideg22bqdy6z \h </w:instrText>
             <w:fldChar w:fldCharType="separate"/>
           </w:r>
           <w:r>
@@ -1105,10 +1127,10 @@
             <w:shd w:fill="auto" w:val="clear"/>
             <w:tabs>
               <w:tab w:val="left" w:leader="none" w:pos="440"/>
-              <w:tab w:val="right" w:leader="dot" w:pos="9764"/>
+              <w:tab w:val="right" w:leader="none" w:pos="9764"/>
             </w:tabs>
             <w:spacing w:after="120" w:before="120" w:line="240" w:lineRule="auto"/>
-            <w:ind w:left="0" w:right="113" w:firstLine="0"/>
+            <w:ind w:left="0" w:right="0" w:firstLine="0"/>
             <w:jc w:val="left"/>
             <w:rPr>
               <w:rFonts w:ascii="Arial" w:cs="Arial" w:eastAsia="Arial" w:hAnsi="Arial"/>
@@ -1124,7 +1146,7 @@
               <w:vertAlign w:val="baseline"/>
             </w:rPr>
           </w:pPr>
-          <w:hyperlink w:anchor="_o9x1aewumh4q">
+          <w:hyperlink w:anchor="_9l703ugdxt0b">
             <w:r>
               <w:rPr>
                 <w:rFonts w:ascii="Arial" w:cs="Arial" w:eastAsia="Arial" w:hAnsi="Arial"/>
@@ -1145,7 +1167,7 @@
               <w:t xml:space="preserve">3.</w:t>
             </w:r>
           </w:hyperlink>
-          <w:hyperlink w:anchor="_o9x1aewumh4q">
+          <w:hyperlink w:anchor="_9l703ugdxt0b">
             <w:r>
               <w:rPr>
                 <w:rFonts w:ascii="Arial" w:cs="Arial" w:eastAsia="Arial" w:hAnsi="Arial"/>
@@ -1166,7 +1188,7 @@
           </w:hyperlink>
           <w:r>
             <w:fldChar w:fldCharType="begin"/>
-            <w:instrText xml:space="preserve"> PAGEREF _o9x1aewumh4q \h </w:instrText>
+            <w:instrText xml:space="preserve"> PAGEREF _9l703ugdxt0b \h </w:instrText>
             <w:fldChar w:fldCharType="separate"/>
           </w:r>
           <w:r>
@@ -1201,6 +1223,7 @@
         </w:p>
         <w:p>
           <w:pPr>
+            <w:ind w:left="0" w:right="0" w:firstLine="0"/>
             <w:rPr>
               <w:rFonts w:ascii="Arial" w:cs="Arial" w:eastAsia="Arial" w:hAnsi="Arial"/>
               <w:b w:val="1"/>
@@ -1222,14 +1245,14 @@
     <w:p>
       <w:pPr>
         <w:spacing w:after="200" w:line="276" w:lineRule="auto"/>
-        <w:ind w:right="0"/>
+        <w:ind w:left="0" w:right="0" w:firstLine="0"/>
         <w:jc w:val="left"/>
         <w:rPr>
           <w:rFonts w:ascii="Arial" w:cs="Arial" w:eastAsia="Arial" w:hAnsi="Arial"/>
           <w:color w:val="231f20"/>
         </w:rPr>
       </w:pPr>
-      <w:bookmarkStart w:colFirst="0" w:colLast="0" w:name="_q5629kj4t42z" w:id="1"/>
+      <w:bookmarkStart w:colFirst="0" w:colLast="0" w:name="_bcbmjdfpflvo" w:id="1"/>
       <w:bookmarkEnd w:id="1"/>
       <w:r>
         <w:br w:type="page"/>
@@ -1248,14 +1271,14 @@
           <w:numId w:val="1"/>
         </w:numPr>
         <w:spacing w:after="200" w:line="276" w:lineRule="auto"/>
-        <w:ind w:left="284" w:hanging="360"/>
+        <w:ind w:left="0" w:right="0" w:firstLine="0"/>
         <w:jc w:val="left"/>
         <w:rPr>
           <w:rFonts w:ascii="Arial" w:cs="Arial" w:eastAsia="Arial" w:hAnsi="Arial"/>
           <w:color w:val="231f20"/>
         </w:rPr>
       </w:pPr>
-      <w:bookmarkStart w:colFirst="0" w:colLast="0" w:name="_wwup9t5tcptb" w:id="2"/>
+      <w:bookmarkStart w:colFirst="0" w:colLast="0" w:name="_5awm1g3wj3da" w:id="2"/>
       <w:bookmarkEnd w:id="2"/>
       <w:r>
         <w:rPr>
@@ -1268,25 +1291,7 @@
     </w:p>
     <w:p>
       <w:pPr>
-        <w:rPr>
-          <w:rFonts w:ascii="Arial" w:cs="Arial" w:eastAsia="Arial" w:hAnsi="Arial"/>
-          <w:color w:val="231f20"/>
-        </w:rPr>
-      </w:pPr>
-      <w:r>
-        <w:rPr>
-          <w:rFonts w:ascii="Arial" w:cs="Arial" w:eastAsia="Arial" w:hAnsi="Arial"/>
-          <w:color w:val="231f20"/>
-          <w:rtl w:val="0"/>
-        </w:rPr>
-        <w:t xml:space="preserve">${TABLE_STATEMENT_OF_APPLICABILITY_SCALE}</w:t>
-      </w:r>
-    </w:p>
-    <w:p>
-      <w:pPr>
-        <w:spacing w:after="200" w:line="276" w:lineRule="auto"/>
-        <w:ind w:right="0"/>
-        <w:jc w:val="left"/>
+        <w:ind w:left="0" w:right="0" w:firstLine="0"/>
         <w:rPr>
           <w:rFonts w:ascii="Arial" w:cs="Arial" w:eastAsia="Arial" w:hAnsi="Arial"/>
           <w:color w:val="231f20"/>
@@ -1295,15 +1300,18 @@
           <w:headerReference r:id="rId7" w:type="default"/>
           <w:footerReference r:id="rId8" w:type="default"/>
           <w:pgSz w:h="16838" w:w="11906" w:orient="portrait"/>
-          <w:pgMar w:bottom="245" w:top="1440" w:left="432" w:right="1138" w:header="562" w:footer="562"/>
+          <w:pgMar w:bottom="1133.8582677165355" w:top="1133.8582677165355" w:left="850.3937007874016" w:right="850.3937007874016" w:header="562" w:footer="562"/>
           <w:pgNumType w:start="1"/>
           <w:titlePg w:val="1"/>
         </w:sectPr>
       </w:pPr>
       <w:r>
         <w:rPr>
-          <w:rtl w:val="0"/>
-        </w:rPr>
+          <w:rFonts w:ascii="Arial" w:cs="Arial" w:eastAsia="Arial" w:hAnsi="Arial"/>
+          <w:color w:val="231f20"/>
+          <w:rtl w:val="0"/>
+        </w:rPr>
+        <w:t xml:space="preserve">${TABLE_STATEMENT_OF_APPLICABILITY_SCALE}</w:t>
       </w:r>
     </w:p>
     <w:p>
@@ -1314,14 +1322,14 @@
           <w:numId w:val="1"/>
         </w:numPr>
         <w:spacing w:after="200" w:line="276" w:lineRule="auto"/>
-        <w:ind w:left="284" w:hanging="360"/>
+        <w:ind w:left="0" w:right="0" w:firstLine="0"/>
         <w:jc w:val="left"/>
         <w:rPr>
           <w:rFonts w:ascii="Arial" w:cs="Arial" w:eastAsia="Arial" w:hAnsi="Arial"/>
           <w:color w:val="231f20"/>
         </w:rPr>
       </w:pPr>
-      <w:bookmarkStart w:colFirst="0" w:colLast="0" w:name="_xo0kl28rfrf9" w:id="3"/>
+      <w:bookmarkStart w:colFirst="0" w:colLast="0" w:name="_ideg22bqdy6z" w:id="3"/>
       <w:bookmarkEnd w:id="3"/>
       <w:r>
         <w:rPr>
@@ -1338,7 +1346,7 @@
           <w:tab w:val="left" w:leader="none" w:pos="6309"/>
         </w:tabs>
         <w:spacing w:after="200" w:line="276" w:lineRule="auto"/>
-        <w:ind w:right="0"/>
+        <w:ind w:left="0" w:right="0" w:firstLine="0"/>
         <w:jc w:val="left"/>
         <w:rPr>
           <w:rFonts w:ascii="Arial" w:cs="Arial" w:eastAsia="Arial" w:hAnsi="Arial"/>
@@ -1360,7 +1368,7 @@
           <w:tab w:val="left" w:leader="none" w:pos="6309"/>
         </w:tabs>
         <w:spacing w:after="200" w:line="276" w:lineRule="auto"/>
-        <w:ind w:right="0"/>
+        <w:ind w:left="0" w:right="0" w:firstLine="0"/>
         <w:jc w:val="left"/>
         <w:rPr>
           <w:rFonts w:ascii="Arial" w:cs="Arial" w:eastAsia="Arial" w:hAnsi="Arial"/>
@@ -1384,14 +1392,14 @@
           <w:numId w:val="1"/>
         </w:numPr>
         <w:spacing w:after="200" w:line="276" w:lineRule="auto"/>
-        <w:ind w:left="284" w:hanging="360"/>
+        <w:ind w:left="0" w:right="0" w:firstLine="0"/>
         <w:jc w:val="left"/>
         <w:rPr>
           <w:rFonts w:ascii="Arial" w:cs="Arial" w:eastAsia="Arial" w:hAnsi="Arial"/>
           <w:color w:val="231f20"/>
         </w:rPr>
       </w:pPr>
-      <w:bookmarkStart w:colFirst="0" w:colLast="0" w:name="_o9x1aewumh4q" w:id="4"/>
+      <w:bookmarkStart w:colFirst="0" w:colLast="0" w:name="_9l703ugdxt0b" w:id="4"/>
       <w:bookmarkEnd w:id="4"/>
       <w:r>
         <w:rPr>
@@ -1404,6 +1412,7 @@
     </w:p>
     <w:p>
       <w:pPr>
+        <w:ind w:left="0" w:right="0" w:firstLine="0"/>
         <w:rPr>
           <w:rFonts w:ascii="Arial" w:cs="Arial" w:eastAsia="Arial" w:hAnsi="Arial"/>
           <w:color w:val="231f20"/>
@@ -1423,7 +1432,7 @@
       <w:footerReference r:id="rId10" w:type="default"/>
       <w:type w:val="nextPage"/>
       <w:pgSz w:h="11906" w:w="16838" w:orient="landscape"/>
-      <w:pgMar w:bottom="1140" w:top="431" w:left="1140" w:right="1440" w:header="561" w:footer="561"/>
+      <w:pgMar w:bottom="1133.8582677165355" w:top="1133.8582677165355" w:left="850.3937007874016" w:right="850.3937007874016" w:header="561" w:footer="561"/>
     </w:sectPr>
   </w:body>
 </w:document>
@@ -1435,7 +1444,6 @@
     <w:pPr>
       <w:keepNext w:val="0"/>
       <w:keepLines w:val="0"/>
-      <w:pageBreakBefore w:val="0"/>
       <w:widowControl w:val="0"/>
       <w:pBdr>
         <w:top w:space="0" w:sz="0" w:val="nil"/>
@@ -1474,7 +1482,6 @@
     <w:pPr>
       <w:keepNext w:val="0"/>
       <w:keepLines w:val="0"/>
-      <w:pageBreakBefore w:val="0"/>
       <w:widowControl w:val="0"/>
       <w:pBdr>
         <w:top w:color="808080" w:space="0" w:sz="4" w:val="single"/>
@@ -1485,7 +1492,7 @@
       </w:pBdr>
       <w:shd w:fill="auto" w:val="clear"/>
       <w:spacing w:after="0" w:before="0" w:line="240" w:lineRule="auto"/>
-      <w:ind w:left="-142" w:right="0" w:firstLine="0"/>
+      <w:ind w:left="0" w:right="0" w:firstLine="0"/>
       <w:jc w:val="center"/>
       <w:rPr>
         <w:rFonts w:ascii="Tahoma" w:cs="Tahoma" w:eastAsia="Tahoma" w:hAnsi="Tahoma"/>
@@ -1605,20 +1612,20 @@
         <wp:anchor allowOverlap="1" behindDoc="0" distB="0" distT="0" distL="0" distR="0" hidden="0" layoutInCell="1" locked="0" relativeHeight="0" simplePos="0">
           <wp:simplePos x="0" y="0"/>
           <wp:positionH relativeFrom="column">
-            <wp:posOffset>-72389</wp:posOffset>
+            <wp:posOffset>285750</wp:posOffset>
           </wp:positionH>
           <wp:positionV relativeFrom="paragraph">
-            <wp:posOffset>107950</wp:posOffset>
+            <wp:posOffset>104775</wp:posOffset>
           </wp:positionV>
           <wp:extent cx="962941" cy="363600"/>
           <wp:effectExtent b="0" l="0" r="0" t="0"/>
           <wp:wrapNone/>
-          <wp:docPr id="2" name="image2.png"/>
+          <wp:docPr id="2" name="image1.png"/>
           <a:graphic>
             <a:graphicData uri="http://schemas.openxmlformats.org/drawingml/2006/picture">
               <pic:pic>
                 <pic:nvPicPr>
-                  <pic:cNvPr id="0" name="image2.png"/>
+                  <pic:cNvPr id="0" name="image1.png"/>
                   <pic:cNvPicPr preferRelativeResize="0"/>
                 </pic:nvPicPr>
                 <pic:blipFill>
@@ -1652,7 +1659,6 @@
     <w:pPr>
       <w:keepNext w:val="0"/>
       <w:keepLines w:val="0"/>
-      <w:pageBreakBefore w:val="0"/>
       <w:widowControl w:val="0"/>
       <w:pBdr>
         <w:top w:space="0" w:sz="0" w:val="nil"/>
@@ -1691,7 +1697,6 @@
     <w:pPr>
       <w:keepNext w:val="0"/>
       <w:keepLines w:val="0"/>
-      <w:pageBreakBefore w:val="0"/>
       <w:widowControl w:val="0"/>
       <w:pBdr>
         <w:top w:color="808080" w:space="0" w:sz="4" w:val="single"/>
@@ -1702,7 +1707,7 @@
       </w:pBdr>
       <w:shd w:fill="auto" w:val="clear"/>
       <w:spacing w:after="0" w:before="0" w:line="240" w:lineRule="auto"/>
-      <w:ind w:left="-142" w:right="0" w:firstLine="0"/>
+      <w:ind w:left="0" w:right="0" w:firstLine="0"/>
       <w:jc w:val="center"/>
       <w:rPr>
         <w:rFonts w:ascii="Tahoma" w:cs="Tahoma" w:eastAsia="Tahoma" w:hAnsi="Tahoma"/>
@@ -1738,6 +1743,7 @@
         <w:rtl w:val="0"/>
       </w:rPr>
       <w:br w:type="textWrapping"/>
+      <w:tab/>
       <w:tab/>
       <w:tab/>
       <w:tab/>
@@ -1828,20 +1834,20 @@
         <wp:anchor allowOverlap="1" behindDoc="0" distB="0" distT="0" distL="0" distR="0" hidden="0" layoutInCell="1" locked="0" relativeHeight="0" simplePos="0">
           <wp:simplePos x="0" y="0"/>
           <wp:positionH relativeFrom="column">
-            <wp:posOffset>-76199</wp:posOffset>
+            <wp:posOffset>285750</wp:posOffset>
           </wp:positionH>
           <wp:positionV relativeFrom="paragraph">
-            <wp:posOffset>107950</wp:posOffset>
+            <wp:posOffset>104775</wp:posOffset>
           </wp:positionV>
           <wp:extent cx="962941" cy="363600"/>
           <wp:effectExtent b="0" l="0" r="0" t="0"/>
           <wp:wrapNone/>
-          <wp:docPr id="4" name="image2.png"/>
+          <wp:docPr id="1" name="image1.png"/>
           <a:graphic>
             <a:graphicData uri="http://schemas.openxmlformats.org/drawingml/2006/picture">
               <pic:pic>
                 <pic:nvPicPr>
-                  <pic:cNvPr id="0" name="image2.png"/>
+                  <pic:cNvPr id="0" name="image1.png"/>
                   <pic:cNvPicPr preferRelativeResize="0"/>
                 </pic:nvPicPr>
                 <pic:blipFill>
@@ -1875,7 +1881,6 @@
     <w:pPr>
       <w:keepNext w:val="0"/>
       <w:keepLines w:val="0"/>
-      <w:pageBreakBefore w:val="0"/>
       <w:widowControl w:val="0"/>
       <w:pBdr>
         <w:top w:space="0" w:sz="0" w:val="nil"/>
@@ -1900,20 +1905,20 @@
         <wp:anchor allowOverlap="1" behindDoc="0" distB="0" distT="0" distL="114300" distR="114300" hidden="0" layoutInCell="1" locked="0" relativeHeight="0" simplePos="0">
           <wp:simplePos x="0" y="0"/>
           <wp:positionH relativeFrom="column">
-            <wp:posOffset>85726</wp:posOffset>
+            <wp:posOffset>85727</wp:posOffset>
           </wp:positionH>
           <wp:positionV relativeFrom="paragraph">
-            <wp:posOffset>-73568</wp:posOffset>
+            <wp:posOffset>-73567</wp:posOffset>
           </wp:positionV>
           <wp:extent cx="1355753" cy="1011600"/>
           <wp:effectExtent b="0" l="0" r="0" t="0"/>
           <wp:wrapNone/>
-          <wp:docPr id="3" name="image1.png"/>
+          <wp:docPr id="5" name="image2.png"/>
           <a:graphic>
             <a:graphicData uri="http://schemas.openxmlformats.org/drawingml/2006/picture">
               <pic:pic>
                 <pic:nvPicPr>
-                  <pic:cNvPr id="0" name="image1.png"/>
+                  <pic:cNvPr id="0" name="image2.png"/>
                   <pic:cNvPicPr preferRelativeResize="0"/>
                 </pic:nvPicPr>
                 <pic:blipFill>
@@ -1941,20 +1946,20 @@
   <w:tbl>
     <w:tblPr>
       <w:tblStyle w:val="Table1"/>
-      <w:tblW w:w="9810.0" w:type="dxa"/>
+      <w:tblW w:w="10200.0" w:type="dxa"/>
       <w:jc w:val="left"/>
       <w:tblLayout w:type="fixed"/>
       <w:tblLook w:val="0400"/>
     </w:tblPr>
     <w:tblGrid>
       <w:gridCol w:w="3510"/>
-      <w:gridCol w:w="3235"/>
-      <w:gridCol w:w="3065"/>
+      <w:gridCol w:w="3240"/>
+      <w:gridCol w:w="3450"/>
       <w:tblGridChange w:id="0">
         <w:tblGrid>
           <w:gridCol w:w="3510"/>
-          <w:gridCol w:w="3235"/>
-          <w:gridCol w:w="3065"/>
+          <w:gridCol w:w="3240"/>
+          <w:gridCol w:w="3450"/>
         </w:tblGrid>
       </w:tblGridChange>
     </w:tblGrid>
@@ -2431,7 +2436,6 @@
     <w:pPr>
       <w:keepNext w:val="0"/>
       <w:keepLines w:val="0"/>
-      <w:pageBreakBefore w:val="0"/>
       <w:widowControl w:val="1"/>
       <w:pBdr>
         <w:top w:space="0" w:sz="0" w:val="nil"/>
@@ -2479,7 +2483,6 @@
     <w:pPr>
       <w:keepNext w:val="0"/>
       <w:keepLines w:val="0"/>
-      <w:pageBreakBefore w:val="0"/>
       <w:widowControl w:val="0"/>
       <w:pBdr>
         <w:top w:space="0" w:sz="0" w:val="nil"/>
@@ -2518,20 +2521,20 @@
         <wp:anchor allowOverlap="1" behindDoc="0" distB="0" distT="0" distL="114300" distR="114300" hidden="0" layoutInCell="1" locked="0" relativeHeight="0" simplePos="0">
           <wp:simplePos x="0" y="0"/>
           <wp:positionH relativeFrom="column">
-            <wp:posOffset>85726</wp:posOffset>
+            <wp:posOffset>85727</wp:posOffset>
           </wp:positionH>
           <wp:positionV relativeFrom="paragraph">
-            <wp:posOffset>-227195</wp:posOffset>
+            <wp:posOffset>-227194</wp:posOffset>
           </wp:positionV>
           <wp:extent cx="1355753" cy="1011600"/>
           <wp:effectExtent b="0" l="0" r="0" t="0"/>
           <wp:wrapNone/>
-          <wp:docPr id="1" name="image1.png"/>
+          <wp:docPr id="4" name="image2.png"/>
           <a:graphic>
             <a:graphicData uri="http://schemas.openxmlformats.org/drawingml/2006/picture">
               <pic:pic>
                 <pic:nvPicPr>
-                  <pic:cNvPr id="0" name="image1.png"/>
+                  <pic:cNvPr id="0" name="image2.png"/>
                   <pic:cNvPicPr preferRelativeResize="0"/>
                 </pic:nvPicPr>
                 <pic:blipFill>
@@ -2559,20 +2562,20 @@
   <w:tbl>
     <w:tblPr>
       <w:tblStyle w:val="Table2"/>
-      <w:tblW w:w="14097.0" w:type="dxa"/>
+      <w:tblW w:w="15165.0" w:type="dxa"/>
       <w:jc w:val="left"/>
       <w:tblLayout w:type="fixed"/>
       <w:tblLook w:val="0400"/>
     </w:tblPr>
     <w:tblGrid>
-      <w:gridCol w:w="7797"/>
-      <w:gridCol w:w="3235"/>
-      <w:gridCol w:w="3065"/>
+      <w:gridCol w:w="7800"/>
+      <w:gridCol w:w="3240"/>
+      <w:gridCol w:w="4125"/>
       <w:tblGridChange w:id="0">
         <w:tblGrid>
-          <w:gridCol w:w="7797"/>
-          <w:gridCol w:w="3235"/>
-          <w:gridCol w:w="3065"/>
+          <w:gridCol w:w="7800"/>
+          <w:gridCol w:w="3240"/>
+          <w:gridCol w:w="4125"/>
         </w:tblGrid>
       </w:tblGridChange>
     </w:tblGrid>
@@ -3049,7 +3052,6 @@
     <w:pPr>
       <w:keepNext w:val="0"/>
       <w:keepLines w:val="0"/>
-      <w:pageBreakBefore w:val="0"/>
       <w:widowControl w:val="1"/>
       <w:pBdr>
         <w:top w:space="0" w:sz="0" w:val="nil"/>
@@ -3100,7 +3102,7 @@
       <w:lvlText w:val="%1."/>
       <w:lvlJc w:val="left"/>
       <w:pPr>
-        <w:ind w:left="644" w:hanging="359.99999999999994"/>
+        <w:ind w:left="644" w:hanging="359.9999999999999"/>
       </w:pPr>
       <w:rPr/>
     </w:lvl>

--- a/deliveries/cases/EN/5.docx
+++ b/deliveries/cases/EN/5.docx
@@ -36,12 +36,12 @@
             <wp:extent cx="1880235" cy="1381716"/>
             <wp:effectExtent b="0" l="0" r="0" t="0"/>
             <wp:wrapSquare wrapText="bothSides" distB="0" distT="0" distL="114300" distR="114300"/>
-            <wp:docPr id="3" name="image2.png"/>
+            <wp:docPr id="3" name="image1.png"/>
             <a:graphic>
               <a:graphicData uri="http://schemas.openxmlformats.org/drawingml/2006/picture">
                 <pic:pic>
                   <pic:nvPicPr>
-                    <pic:cNvPr id="0" name="image2.png"/>
+                    <pic:cNvPr id="0" name="image1.png"/>
                     <pic:cNvPicPr preferRelativeResize="0"/>
                   </pic:nvPicPr>
                   <pic:blipFill>
@@ -212,7 +212,7 @@
           <w:color w:val="231f20"/>
         </w:rPr>
       </w:pPr>
-      <w:bookmarkStart w:colFirst="0" w:colLast="0" w:name="_70xtgh1v7k6f" w:id="0"/>
+      <w:bookmarkStart w:colFirst="0" w:colLast="0" w:name="_zge1smvqvigg" w:id="0"/>
       <w:bookmarkEnd w:id="0"/>
       <w:r>
         <w:rPr>
@@ -879,7 +879,7 @@
     </w:p>
     <w:sdt>
       <w:sdtPr>
-        <w:id w:val="-966339832"/>
+        <w:id w:val="2048349058"/>
         <w:docPartObj>
           <w:docPartGallery w:val="Table of Contents"/>
           <w:docPartUnique w:val="1"/>
@@ -926,7 +926,7 @@
             <w:instrText xml:space="preserve"> TOC \h \u \z \t "Heading 1,1,Heading 2,2,Heading 3,3,"</w:instrText>
             <w:fldChar w:fldCharType="separate"/>
           </w:r>
-          <w:hyperlink w:anchor="_5awm1g3wj3da">
+          <w:hyperlink w:anchor="_vj8zln9gx9tj">
             <w:r>
               <w:rPr>
                 <w:rFonts w:ascii="Arial" w:cs="Arial" w:eastAsia="Arial" w:hAnsi="Arial"/>
@@ -947,7 +947,7 @@
               <w:t xml:space="preserve">1.</w:t>
             </w:r>
           </w:hyperlink>
-          <w:hyperlink w:anchor="_5awm1g3wj3da">
+          <w:hyperlink w:anchor="_vj8zln9gx9tj">
             <w:r>
               <w:rPr>
                 <w:rFonts w:ascii="Arial" w:cs="Arial" w:eastAsia="Arial" w:hAnsi="Arial"/>
@@ -968,7 +968,7 @@
           </w:hyperlink>
           <w:r>
             <w:fldChar w:fldCharType="begin"/>
-            <w:instrText xml:space="preserve"> PAGEREF _5awm1g3wj3da \h </w:instrText>
+            <w:instrText xml:space="preserve"> PAGEREF _vj8zln9gx9tj \h </w:instrText>
             <w:fldChar w:fldCharType="separate"/>
           </w:r>
           <w:r>
@@ -1036,7 +1036,7 @@
               <w:vertAlign w:val="baseline"/>
             </w:rPr>
           </w:pPr>
-          <w:hyperlink w:anchor="_ideg22bqdy6z">
+          <w:hyperlink w:anchor="_7vgtnqj1xa89">
             <w:r>
               <w:rPr>
                 <w:rFonts w:ascii="Arial" w:cs="Arial" w:eastAsia="Arial" w:hAnsi="Arial"/>
@@ -1057,7 +1057,7 @@
               <w:t xml:space="preserve">2.</w:t>
             </w:r>
           </w:hyperlink>
-          <w:hyperlink w:anchor="_ideg22bqdy6z">
+          <w:hyperlink w:anchor="_7vgtnqj1xa89">
             <w:r>
               <w:rPr>
                 <w:rFonts w:ascii="Arial" w:cs="Arial" w:eastAsia="Arial" w:hAnsi="Arial"/>
@@ -1078,7 +1078,7 @@
           </w:hyperlink>
           <w:r>
             <w:fldChar w:fldCharType="begin"/>
-            <w:instrText xml:space="preserve"> PAGEREF _ideg22bqdy6z \h </w:instrText>
+            <w:instrText xml:space="preserve"> PAGEREF _7vgtnqj1xa89 \h </w:instrText>
             <w:fldChar w:fldCharType="separate"/>
           </w:r>
           <w:r>
@@ -1146,7 +1146,7 @@
               <w:vertAlign w:val="baseline"/>
             </w:rPr>
           </w:pPr>
-          <w:hyperlink w:anchor="_9l703ugdxt0b">
+          <w:hyperlink w:anchor="_4b5412synmr2">
             <w:r>
               <w:rPr>
                 <w:rFonts w:ascii="Arial" w:cs="Arial" w:eastAsia="Arial" w:hAnsi="Arial"/>
@@ -1167,7 +1167,7 @@
               <w:t xml:space="preserve">3.</w:t>
             </w:r>
           </w:hyperlink>
-          <w:hyperlink w:anchor="_9l703ugdxt0b">
+          <w:hyperlink w:anchor="_4b5412synmr2">
             <w:r>
               <w:rPr>
                 <w:rFonts w:ascii="Arial" w:cs="Arial" w:eastAsia="Arial" w:hAnsi="Arial"/>
@@ -1188,7 +1188,7 @@
           </w:hyperlink>
           <w:r>
             <w:fldChar w:fldCharType="begin"/>
-            <w:instrText xml:space="preserve"> PAGEREF _9l703ugdxt0b \h </w:instrText>
+            <w:instrText xml:space="preserve"> PAGEREF _4b5412synmr2 \h </w:instrText>
             <w:fldChar w:fldCharType="separate"/>
           </w:r>
           <w:r>
@@ -1252,7 +1252,7 @@
           <w:color w:val="231f20"/>
         </w:rPr>
       </w:pPr>
-      <w:bookmarkStart w:colFirst="0" w:colLast="0" w:name="_bcbmjdfpflvo" w:id="1"/>
+      <w:bookmarkStart w:colFirst="0" w:colLast="0" w:name="_vdzfsqjogn4v" w:id="1"/>
       <w:bookmarkEnd w:id="1"/>
       <w:r>
         <w:br w:type="page"/>
@@ -1278,7 +1278,7 @@
           <w:color w:val="231f20"/>
         </w:rPr>
       </w:pPr>
-      <w:bookmarkStart w:colFirst="0" w:colLast="0" w:name="_5awm1g3wj3da" w:id="2"/>
+      <w:bookmarkStart w:colFirst="0" w:colLast="0" w:name="_vj8zln9gx9tj" w:id="2"/>
       <w:bookmarkEnd w:id="2"/>
       <w:r>
         <w:rPr>
@@ -1287,6 +1287,25 @@
           <w:rtl w:val="0"/>
         </w:rPr>
         <w:t xml:space="preserve">Compliance scale</w:t>
+      </w:r>
+    </w:p>
+    <w:p>
+      <w:pPr>
+        <w:ind w:left="0" w:right="0" w:firstLine="0"/>
+        <w:rPr/>
+      </w:pPr>
+      <w:r>
+        <w:rPr>
+          <w:rFonts w:ascii="Arial" w:cs="Arial" w:eastAsia="Arial" w:hAnsi="Arial"/>
+          <w:color w:val="231f20"/>
+          <w:rtl w:val="0"/>
+        </w:rPr>
+        <w:t xml:space="preserve">${TABLE_STATEMENT_OF_APPLICABILITY_SCALE}</w:t>
+      </w:r>
+      <w:r>
+        <w:rPr>
+          <w:rtl w:val="0"/>
+        </w:rPr>
       </w:r>
     </w:p>
     <w:p>
@@ -1307,11 +1326,8 @@
       </w:pPr>
       <w:r>
         <w:rPr>
-          <w:rFonts w:ascii="Arial" w:cs="Arial" w:eastAsia="Arial" w:hAnsi="Arial"/>
-          <w:color w:val="231f20"/>
-          <w:rtl w:val="0"/>
-        </w:rPr>
-        <w:t xml:space="preserve">${TABLE_STATEMENT_OF_APPLICABILITY_SCALE}</w:t>
+          <w:rtl w:val="0"/>
+        </w:rPr>
       </w:r>
     </w:p>
     <w:p>
@@ -1329,7 +1345,7 @@
           <w:color w:val="231f20"/>
         </w:rPr>
       </w:pPr>
-      <w:bookmarkStart w:colFirst="0" w:colLast="0" w:name="_ideg22bqdy6z" w:id="3"/>
+      <w:bookmarkStart w:colFirst="0" w:colLast="0" w:name="_7vgtnqj1xa89" w:id="3"/>
       <w:bookmarkEnd w:id="3"/>
       <w:r>
         <w:rPr>
@@ -1399,7 +1415,7 @@
           <w:color w:val="231f20"/>
         </w:rPr>
       </w:pPr>
-      <w:bookmarkStart w:colFirst="0" w:colLast="0" w:name="_9l703ugdxt0b" w:id="4"/>
+      <w:bookmarkStart w:colFirst="0" w:colLast="0" w:name="_4b5412synmr2" w:id="4"/>
       <w:bookmarkEnd w:id="4"/>
       <w:r>
         <w:rPr>
@@ -1612,20 +1628,20 @@
         <wp:anchor allowOverlap="1" behindDoc="0" distB="0" distT="0" distL="0" distR="0" hidden="0" layoutInCell="1" locked="0" relativeHeight="0" simplePos="0">
           <wp:simplePos x="0" y="0"/>
           <wp:positionH relativeFrom="column">
-            <wp:posOffset>285750</wp:posOffset>
+            <wp:posOffset>280988</wp:posOffset>
           </wp:positionH>
           <wp:positionV relativeFrom="paragraph">
-            <wp:posOffset>104775</wp:posOffset>
+            <wp:posOffset>85725</wp:posOffset>
           </wp:positionV>
           <wp:extent cx="962941" cy="363600"/>
           <wp:effectExtent b="0" l="0" r="0" t="0"/>
           <wp:wrapNone/>
-          <wp:docPr id="2" name="image1.png"/>
+          <wp:docPr id="2" name="image2.png"/>
           <a:graphic>
             <a:graphicData uri="http://schemas.openxmlformats.org/drawingml/2006/picture">
               <pic:pic>
                 <pic:nvPicPr>
-                  <pic:cNvPr id="0" name="image1.png"/>
+                  <pic:cNvPr id="0" name="image2.png"/>
                   <pic:cNvPicPr preferRelativeResize="0"/>
                 </pic:nvPicPr>
                 <pic:blipFill>
@@ -1707,7 +1723,7 @@
       </w:pBdr>
       <w:shd w:fill="auto" w:val="clear"/>
       <w:spacing w:after="0" w:before="0" w:line="240" w:lineRule="auto"/>
-      <w:ind w:left="0" w:right="0" w:firstLine="0"/>
+      <w:ind w:left="-142" w:right="0" w:firstLine="0"/>
       <w:jc w:val="center"/>
       <w:rPr>
         <w:rFonts w:ascii="Tahoma" w:cs="Tahoma" w:eastAsia="Tahoma" w:hAnsi="Tahoma"/>
@@ -1743,6 +1759,7 @@
         <w:rtl w:val="0"/>
       </w:rPr>
       <w:br w:type="textWrapping"/>
+      <w:tab/>
       <w:tab/>
       <w:tab/>
       <w:tab/>
@@ -1834,20 +1851,20 @@
         <wp:anchor allowOverlap="1" behindDoc="0" distB="0" distT="0" distL="0" distR="0" hidden="0" layoutInCell="1" locked="0" relativeHeight="0" simplePos="0">
           <wp:simplePos x="0" y="0"/>
           <wp:positionH relativeFrom="column">
-            <wp:posOffset>285750</wp:posOffset>
+            <wp:posOffset>261938</wp:posOffset>
           </wp:positionH>
           <wp:positionV relativeFrom="paragraph">
-            <wp:posOffset>104775</wp:posOffset>
+            <wp:posOffset>133350</wp:posOffset>
           </wp:positionV>
           <wp:extent cx="962941" cy="363600"/>
           <wp:effectExtent b="0" l="0" r="0" t="0"/>
           <wp:wrapNone/>
-          <wp:docPr id="1" name="image1.png"/>
+          <wp:docPr id="1" name="image2.png"/>
           <a:graphic>
             <a:graphicData uri="http://schemas.openxmlformats.org/drawingml/2006/picture">
               <pic:pic>
                 <pic:nvPicPr>
-                  <pic:cNvPr id="0" name="image1.png"/>
+                  <pic:cNvPr id="0" name="image2.png"/>
                   <pic:cNvPicPr preferRelativeResize="0"/>
                 </pic:nvPicPr>
                 <pic:blipFill>
@@ -1913,12 +1930,12 @@
           <wp:extent cx="1355753" cy="1011600"/>
           <wp:effectExtent b="0" l="0" r="0" t="0"/>
           <wp:wrapNone/>
-          <wp:docPr id="5" name="image2.png"/>
+          <wp:docPr id="5" name="image1.png"/>
           <a:graphic>
             <a:graphicData uri="http://schemas.openxmlformats.org/drawingml/2006/picture">
               <pic:pic>
                 <pic:nvPicPr>
-                  <pic:cNvPr id="0" name="image2.png"/>
+                  <pic:cNvPr id="0" name="image1.png"/>
                   <pic:cNvPicPr preferRelativeResize="0"/>
                 </pic:nvPicPr>
                 <pic:blipFill>
@@ -2504,8 +2521,6 @@
         <w:smallCaps w:val="0"/>
         <w:strike w:val="0"/>
         <w:color w:val="000000"/>
-        <w:sz w:val="2"/>
-        <w:szCs w:val="2"/>
         <w:u w:val="none"/>
         <w:shd w:fill="auto" w:val="clear"/>
         <w:vertAlign w:val="baseline"/>
@@ -2521,20 +2536,20 @@
         <wp:anchor allowOverlap="1" behindDoc="0" distB="0" distT="0" distL="114300" distR="114300" hidden="0" layoutInCell="1" locked="0" relativeHeight="0" simplePos="0">
           <wp:simplePos x="0" y="0"/>
           <wp:positionH relativeFrom="column">
-            <wp:posOffset>85727</wp:posOffset>
+            <wp:posOffset>66676</wp:posOffset>
           </wp:positionH>
           <wp:positionV relativeFrom="paragraph">
-            <wp:posOffset>-227194</wp:posOffset>
+            <wp:posOffset>-47624</wp:posOffset>
           </wp:positionV>
           <wp:extent cx="1355753" cy="1011600"/>
           <wp:effectExtent b="0" l="0" r="0" t="0"/>
           <wp:wrapNone/>
-          <wp:docPr id="4" name="image2.png"/>
+          <wp:docPr id="4" name="image1.png"/>
           <a:graphic>
             <a:graphicData uri="http://schemas.openxmlformats.org/drawingml/2006/picture">
               <pic:pic>
                 <pic:nvPicPr>
-                  <pic:cNvPr id="0" name="image2.png"/>
+                  <pic:cNvPr id="0" name="image1.png"/>
                   <pic:cNvPicPr preferRelativeResize="0"/>
                 </pic:nvPicPr>
                 <pic:blipFill>

--- a/deliveries/cases/EN/5.docx
+++ b/deliveries/cases/EN/5.docx
@@ -36,7 +36,7 @@
             <wp:extent cx="1880235" cy="1381716"/>
             <wp:effectExtent b="0" l="0" r="0" t="0"/>
             <wp:wrapSquare wrapText="bothSides" distB="0" distT="0" distL="114300" distR="114300"/>
-            <wp:docPr id="3" name="image1.png"/>
+            <wp:docPr id="1" name="image1.png"/>
             <a:graphic>
               <a:graphicData uri="http://schemas.openxmlformats.org/drawingml/2006/picture">
                 <pic:pic>
@@ -212,7 +212,7 @@
           <w:color w:val="231f20"/>
         </w:rPr>
       </w:pPr>
-      <w:bookmarkStart w:colFirst="0" w:colLast="0" w:name="_zge1smvqvigg" w:id="0"/>
+      <w:bookmarkStart w:colFirst="0" w:colLast="0" w:name="_yqxnxxy3e6cx" w:id="0"/>
       <w:bookmarkEnd w:id="0"/>
       <w:r>
         <w:rPr>
@@ -879,7 +879,7 @@
     </w:p>
     <w:sdt>
       <w:sdtPr>
-        <w:id w:val="2048349058"/>
+        <w:id w:val="874866110"/>
         <w:docPartObj>
           <w:docPartGallery w:val="Table of Contents"/>
           <w:docPartUnique w:val="1"/>
@@ -926,7 +926,7 @@
             <w:instrText xml:space="preserve"> TOC \h \u \z \t "Heading 1,1,Heading 2,2,Heading 3,3,"</w:instrText>
             <w:fldChar w:fldCharType="separate"/>
           </w:r>
-          <w:hyperlink w:anchor="_vj8zln9gx9tj">
+          <w:hyperlink w:anchor="_da9aacsepgao">
             <w:r>
               <w:rPr>
                 <w:rFonts w:ascii="Arial" w:cs="Arial" w:eastAsia="Arial" w:hAnsi="Arial"/>
@@ -947,7 +947,7 @@
               <w:t xml:space="preserve">1.</w:t>
             </w:r>
           </w:hyperlink>
-          <w:hyperlink w:anchor="_vj8zln9gx9tj">
+          <w:hyperlink w:anchor="_da9aacsepgao">
             <w:r>
               <w:rPr>
                 <w:rFonts w:ascii="Arial" w:cs="Arial" w:eastAsia="Arial" w:hAnsi="Arial"/>
@@ -968,7 +968,7 @@
           </w:hyperlink>
           <w:r>
             <w:fldChar w:fldCharType="begin"/>
-            <w:instrText xml:space="preserve"> PAGEREF _vj8zln9gx9tj \h </w:instrText>
+            <w:instrText xml:space="preserve"> PAGEREF _da9aacsepgao \h </w:instrText>
             <w:fldChar w:fldCharType="separate"/>
           </w:r>
           <w:r>
@@ -1036,7 +1036,7 @@
               <w:vertAlign w:val="baseline"/>
             </w:rPr>
           </w:pPr>
-          <w:hyperlink w:anchor="_7vgtnqj1xa89">
+          <w:hyperlink w:anchor="_2if58vse2i4u">
             <w:r>
               <w:rPr>
                 <w:rFonts w:ascii="Arial" w:cs="Arial" w:eastAsia="Arial" w:hAnsi="Arial"/>
@@ -1057,7 +1057,7 @@
               <w:t xml:space="preserve">2.</w:t>
             </w:r>
           </w:hyperlink>
-          <w:hyperlink w:anchor="_7vgtnqj1xa89">
+          <w:hyperlink w:anchor="_2if58vse2i4u">
             <w:r>
               <w:rPr>
                 <w:rFonts w:ascii="Arial" w:cs="Arial" w:eastAsia="Arial" w:hAnsi="Arial"/>
@@ -1078,7 +1078,7 @@
           </w:hyperlink>
           <w:r>
             <w:fldChar w:fldCharType="begin"/>
-            <w:instrText xml:space="preserve"> PAGEREF _7vgtnqj1xa89 \h </w:instrText>
+            <w:instrText xml:space="preserve"> PAGEREF _2if58vse2i4u \h </w:instrText>
             <w:fldChar w:fldCharType="separate"/>
           </w:r>
           <w:r>
@@ -1146,7 +1146,7 @@
               <w:vertAlign w:val="baseline"/>
             </w:rPr>
           </w:pPr>
-          <w:hyperlink w:anchor="_4b5412synmr2">
+          <w:hyperlink w:anchor="_12rwyl6emhoz">
             <w:r>
               <w:rPr>
                 <w:rFonts w:ascii="Arial" w:cs="Arial" w:eastAsia="Arial" w:hAnsi="Arial"/>
@@ -1167,7 +1167,7 @@
               <w:t xml:space="preserve">3.</w:t>
             </w:r>
           </w:hyperlink>
-          <w:hyperlink w:anchor="_4b5412synmr2">
+          <w:hyperlink w:anchor="_12rwyl6emhoz">
             <w:r>
               <w:rPr>
                 <w:rFonts w:ascii="Arial" w:cs="Arial" w:eastAsia="Arial" w:hAnsi="Arial"/>
@@ -1188,7 +1188,7 @@
           </w:hyperlink>
           <w:r>
             <w:fldChar w:fldCharType="begin"/>
-            <w:instrText xml:space="preserve"> PAGEREF _4b5412synmr2 \h </w:instrText>
+            <w:instrText xml:space="preserve"> PAGEREF _12rwyl6emhoz \h </w:instrText>
             <w:fldChar w:fldCharType="separate"/>
           </w:r>
           <w:r>
@@ -1252,7 +1252,7 @@
           <w:color w:val="231f20"/>
         </w:rPr>
       </w:pPr>
-      <w:bookmarkStart w:colFirst="0" w:colLast="0" w:name="_vdzfsqjogn4v" w:id="1"/>
+      <w:bookmarkStart w:colFirst="0" w:colLast="0" w:name="_3cqsdxc7x9u5" w:id="1"/>
       <w:bookmarkEnd w:id="1"/>
       <w:r>
         <w:br w:type="page"/>
@@ -1278,7 +1278,7 @@
           <w:color w:val="231f20"/>
         </w:rPr>
       </w:pPr>
-      <w:bookmarkStart w:colFirst="0" w:colLast="0" w:name="_vj8zln9gx9tj" w:id="2"/>
+      <w:bookmarkStart w:colFirst="0" w:colLast="0" w:name="_da9aacsepgao" w:id="2"/>
       <w:bookmarkEnd w:id="2"/>
       <w:r>
         <w:rPr>
@@ -1293,28 +1293,6 @@
       <w:pPr>
         <w:ind w:left="0" w:right="0" w:firstLine="0"/>
         <w:rPr/>
-      </w:pPr>
-      <w:r>
-        <w:rPr>
-          <w:rFonts w:ascii="Arial" w:cs="Arial" w:eastAsia="Arial" w:hAnsi="Arial"/>
-          <w:color w:val="231f20"/>
-          <w:rtl w:val="0"/>
-        </w:rPr>
-        <w:t xml:space="preserve">${TABLE_STATEMENT_OF_APPLICABILITY_SCALE}</w:t>
-      </w:r>
-      <w:r>
-        <w:rPr>
-          <w:rtl w:val="0"/>
-        </w:rPr>
-      </w:r>
-    </w:p>
-    <w:p>
-      <w:pPr>
-        <w:ind w:left="0" w:right="0" w:firstLine="0"/>
-        <w:rPr>
-          <w:rFonts w:ascii="Arial" w:cs="Arial" w:eastAsia="Arial" w:hAnsi="Arial"/>
-          <w:color w:val="231f20"/>
-        </w:rPr>
         <w:sectPr>
           <w:headerReference r:id="rId7" w:type="default"/>
           <w:footerReference r:id="rId8" w:type="default"/>
@@ -1326,6 +1304,14 @@
       </w:pPr>
       <w:r>
         <w:rPr>
+          <w:rFonts w:ascii="Arial" w:cs="Arial" w:eastAsia="Arial" w:hAnsi="Arial"/>
+          <w:color w:val="231f20"/>
+          <w:rtl w:val="0"/>
+        </w:rPr>
+        <w:t xml:space="preserve">${TABLE_STATEMENT_OF_APPLICABILITY_SCALE}</w:t>
+      </w:r>
+      <w:r>
+        <w:rPr>
           <w:rtl w:val="0"/>
         </w:rPr>
       </w:r>
@@ -1345,7 +1331,7 @@
           <w:color w:val="231f20"/>
         </w:rPr>
       </w:pPr>
-      <w:bookmarkStart w:colFirst="0" w:colLast="0" w:name="_7vgtnqj1xa89" w:id="3"/>
+      <w:bookmarkStart w:colFirst="0" w:colLast="0" w:name="_2if58vse2i4u" w:id="3"/>
       <w:bookmarkEnd w:id="3"/>
       <w:r>
         <w:rPr>
@@ -1415,7 +1401,7 @@
           <w:color w:val="231f20"/>
         </w:rPr>
       </w:pPr>
-      <w:bookmarkStart w:colFirst="0" w:colLast="0" w:name="_4b5412synmr2" w:id="4"/>
+      <w:bookmarkStart w:colFirst="0" w:colLast="0" w:name="_12rwyl6emhoz" w:id="4"/>
       <w:bookmarkEnd w:id="4"/>
       <w:r>
         <w:rPr>
@@ -1509,7 +1495,7 @@
       <w:shd w:fill="auto" w:val="clear"/>
       <w:spacing w:after="0" w:before="0" w:line="240" w:lineRule="auto"/>
       <w:ind w:left="0" w:right="0" w:firstLine="0"/>
-      <w:jc w:val="center"/>
+      <w:jc w:val="right"/>
       <w:rPr>
         <w:rFonts w:ascii="Tahoma" w:cs="Tahoma" w:eastAsia="Tahoma" w:hAnsi="Tahoma"/>
         <w:b w:val="0"/>
@@ -1623,48 +1609,6 @@
         <w:rtl w:val="0"/>
       </w:rPr>
     </w:r>
-    <w:r>
-      <w:drawing>
-        <wp:anchor allowOverlap="1" behindDoc="0" distB="0" distT="0" distL="0" distR="0" hidden="0" layoutInCell="1" locked="0" relativeHeight="0" simplePos="0">
-          <wp:simplePos x="0" y="0"/>
-          <wp:positionH relativeFrom="column">
-            <wp:posOffset>280988</wp:posOffset>
-          </wp:positionH>
-          <wp:positionV relativeFrom="paragraph">
-            <wp:posOffset>85725</wp:posOffset>
-          </wp:positionV>
-          <wp:extent cx="962941" cy="363600"/>
-          <wp:effectExtent b="0" l="0" r="0" t="0"/>
-          <wp:wrapNone/>
-          <wp:docPr id="2" name="image2.png"/>
-          <a:graphic>
-            <a:graphicData uri="http://schemas.openxmlformats.org/drawingml/2006/picture">
-              <pic:pic>
-                <pic:nvPicPr>
-                  <pic:cNvPr id="0" name="image2.png"/>
-                  <pic:cNvPicPr preferRelativeResize="0"/>
-                </pic:nvPicPr>
-                <pic:blipFill>
-                  <a:blip r:embed="rId1"/>
-                  <a:srcRect b="0" l="0" r="0" t="0"/>
-                  <a:stretch>
-                    <a:fillRect/>
-                  </a:stretch>
-                </pic:blipFill>
-                <pic:spPr>
-                  <a:xfrm>
-                    <a:off x="0" y="0"/>
-                    <a:ext cx="962941" cy="363600"/>
-                  </a:xfrm>
-                  <a:prstGeom prst="rect"/>
-                  <a:ln/>
-                </pic:spPr>
-              </pic:pic>
-            </a:graphicData>
-          </a:graphic>
-        </wp:anchor>
-      </w:drawing>
-    </w:r>
   </w:p>
 </w:ftr>
 </file>
@@ -1724,7 +1668,7 @@
       <w:shd w:fill="auto" w:val="clear"/>
       <w:spacing w:after="0" w:before="0" w:line="240" w:lineRule="auto"/>
       <w:ind w:left="-142" w:right="0" w:firstLine="0"/>
-      <w:jc w:val="center"/>
+      <w:jc w:val="right"/>
       <w:rPr>
         <w:rFonts w:ascii="Tahoma" w:cs="Tahoma" w:eastAsia="Tahoma" w:hAnsi="Tahoma"/>
         <w:b w:val="0"/>
@@ -1846,48 +1790,6 @@
         <w:rtl w:val="0"/>
       </w:rPr>
     </w:r>
-    <w:r>
-      <w:drawing>
-        <wp:anchor allowOverlap="1" behindDoc="0" distB="0" distT="0" distL="0" distR="0" hidden="0" layoutInCell="1" locked="0" relativeHeight="0" simplePos="0">
-          <wp:simplePos x="0" y="0"/>
-          <wp:positionH relativeFrom="column">
-            <wp:posOffset>261938</wp:posOffset>
-          </wp:positionH>
-          <wp:positionV relativeFrom="paragraph">
-            <wp:posOffset>133350</wp:posOffset>
-          </wp:positionV>
-          <wp:extent cx="962941" cy="363600"/>
-          <wp:effectExtent b="0" l="0" r="0" t="0"/>
-          <wp:wrapNone/>
-          <wp:docPr id="1" name="image2.png"/>
-          <a:graphic>
-            <a:graphicData uri="http://schemas.openxmlformats.org/drawingml/2006/picture">
-              <pic:pic>
-                <pic:nvPicPr>
-                  <pic:cNvPr id="0" name="image2.png"/>
-                  <pic:cNvPicPr preferRelativeResize="0"/>
-                </pic:nvPicPr>
-                <pic:blipFill>
-                  <a:blip r:embed="rId1"/>
-                  <a:srcRect b="0" l="0" r="0" t="0"/>
-                  <a:stretch>
-                    <a:fillRect/>
-                  </a:stretch>
-                </pic:blipFill>
-                <pic:spPr>
-                  <a:xfrm>
-                    <a:off x="0" y="0"/>
-                    <a:ext cx="962941" cy="363600"/>
-                  </a:xfrm>
-                  <a:prstGeom prst="rect"/>
-                  <a:ln/>
-                </pic:spPr>
-              </pic:pic>
-            </a:graphicData>
-          </a:graphic>
-        </wp:anchor>
-      </w:drawing>
-    </w:r>
   </w:p>
 </w:ftr>
 </file>
@@ -1922,15 +1824,15 @@
         <wp:anchor allowOverlap="1" behindDoc="0" distB="0" distT="0" distL="114300" distR="114300" hidden="0" layoutInCell="1" locked="0" relativeHeight="0" simplePos="0">
           <wp:simplePos x="0" y="0"/>
           <wp:positionH relativeFrom="column">
-            <wp:posOffset>85727</wp:posOffset>
+            <wp:posOffset>85728</wp:posOffset>
           </wp:positionH>
           <wp:positionV relativeFrom="paragraph">
-            <wp:posOffset>-73567</wp:posOffset>
+            <wp:posOffset>-73566</wp:posOffset>
           </wp:positionV>
           <wp:extent cx="1355753" cy="1011600"/>
           <wp:effectExtent b="0" l="0" r="0" t="0"/>
           <wp:wrapNone/>
-          <wp:docPr id="5" name="image1.png"/>
+          <wp:docPr id="3" name="image1.png"/>
           <a:graphic>
             <a:graphicData uri="http://schemas.openxmlformats.org/drawingml/2006/picture">
               <pic:pic>
@@ -2536,15 +2438,15 @@
         <wp:anchor allowOverlap="1" behindDoc="0" distB="0" distT="0" distL="114300" distR="114300" hidden="0" layoutInCell="1" locked="0" relativeHeight="0" simplePos="0">
           <wp:simplePos x="0" y="0"/>
           <wp:positionH relativeFrom="column">
-            <wp:posOffset>66676</wp:posOffset>
+            <wp:posOffset>66677</wp:posOffset>
           </wp:positionH>
           <wp:positionV relativeFrom="paragraph">
-            <wp:posOffset>-47624</wp:posOffset>
+            <wp:posOffset>-47623</wp:posOffset>
           </wp:positionV>
           <wp:extent cx="1355753" cy="1011600"/>
           <wp:effectExtent b="0" l="0" r="0" t="0"/>
           <wp:wrapNone/>
-          <wp:docPr id="4" name="image1.png"/>
+          <wp:docPr id="2" name="image1.png"/>
           <a:graphic>
             <a:graphicData uri="http://schemas.openxmlformats.org/drawingml/2006/picture">
               <pic:pic>
@@ -3117,7 +3019,7 @@
       <w:lvlText w:val="%1."/>
       <w:lvlJc w:val="left"/>
       <w:pPr>
-        <w:ind w:left="644" w:hanging="359.9999999999999"/>
+        <w:ind w:left="644" w:hanging="359.9999999999998"/>
       </w:pPr>
       <w:rPr/>
     </w:lvl>

--- a/deliveries/cases/EN/5.docx
+++ b/deliveries/cases/EN/5.docx
@@ -212,7 +212,7 @@
           <w:color w:val="231f20"/>
         </w:rPr>
       </w:pPr>
-      <w:bookmarkStart w:colFirst="0" w:colLast="0" w:name="_yqxnxxy3e6cx" w:id="0"/>
+      <w:bookmarkStart w:colFirst="0" w:colLast="0" w:name="_pif6w5czx9cj" w:id="0"/>
       <w:bookmarkEnd w:id="0"/>
       <w:r>
         <w:rPr>
@@ -879,7 +879,7 @@
     </w:p>
     <w:sdt>
       <w:sdtPr>
-        <w:id w:val="874866110"/>
+        <w:id w:val="-898212085"/>
         <w:docPartObj>
           <w:docPartGallery w:val="Table of Contents"/>
           <w:docPartUnique w:val="1"/>
@@ -926,7 +926,7 @@
             <w:instrText xml:space="preserve"> TOC \h \u \z \t "Heading 1,1,Heading 2,2,Heading 3,3,"</w:instrText>
             <w:fldChar w:fldCharType="separate"/>
           </w:r>
-          <w:hyperlink w:anchor="_da9aacsepgao">
+          <w:hyperlink w:anchor="_hmud9n6ocsj6">
             <w:r>
               <w:rPr>
                 <w:rFonts w:ascii="Arial" w:cs="Arial" w:eastAsia="Arial" w:hAnsi="Arial"/>
@@ -947,7 +947,7 @@
               <w:t xml:space="preserve">1.</w:t>
             </w:r>
           </w:hyperlink>
-          <w:hyperlink w:anchor="_da9aacsepgao">
+          <w:hyperlink w:anchor="_hmud9n6ocsj6">
             <w:r>
               <w:rPr>
                 <w:rFonts w:ascii="Arial" w:cs="Arial" w:eastAsia="Arial" w:hAnsi="Arial"/>
@@ -968,7 +968,7 @@
           </w:hyperlink>
           <w:r>
             <w:fldChar w:fldCharType="begin"/>
-            <w:instrText xml:space="preserve"> PAGEREF _da9aacsepgao \h </w:instrText>
+            <w:instrText xml:space="preserve"> PAGEREF _hmud9n6ocsj6 \h </w:instrText>
             <w:fldChar w:fldCharType="separate"/>
           </w:r>
           <w:r>
@@ -1036,7 +1036,7 @@
               <w:vertAlign w:val="baseline"/>
             </w:rPr>
           </w:pPr>
-          <w:hyperlink w:anchor="_2if58vse2i4u">
+          <w:hyperlink w:anchor="_8qhsi0tvzd1a">
             <w:r>
               <w:rPr>
                 <w:rFonts w:ascii="Arial" w:cs="Arial" w:eastAsia="Arial" w:hAnsi="Arial"/>
@@ -1057,7 +1057,7 @@
               <w:t xml:space="preserve">2.</w:t>
             </w:r>
           </w:hyperlink>
-          <w:hyperlink w:anchor="_2if58vse2i4u">
+          <w:hyperlink w:anchor="_8qhsi0tvzd1a">
             <w:r>
               <w:rPr>
                 <w:rFonts w:ascii="Arial" w:cs="Arial" w:eastAsia="Arial" w:hAnsi="Arial"/>
@@ -1078,7 +1078,7 @@
           </w:hyperlink>
           <w:r>
             <w:fldChar w:fldCharType="begin"/>
-            <w:instrText xml:space="preserve"> PAGEREF _2if58vse2i4u \h </w:instrText>
+            <w:instrText xml:space="preserve"> PAGEREF _8qhsi0tvzd1a \h </w:instrText>
             <w:fldChar w:fldCharType="separate"/>
           </w:r>
           <w:r>
@@ -1146,7 +1146,7 @@
               <w:vertAlign w:val="baseline"/>
             </w:rPr>
           </w:pPr>
-          <w:hyperlink w:anchor="_12rwyl6emhoz">
+          <w:hyperlink w:anchor="_c7fci0r7ijkl">
             <w:r>
               <w:rPr>
                 <w:rFonts w:ascii="Arial" w:cs="Arial" w:eastAsia="Arial" w:hAnsi="Arial"/>
@@ -1167,7 +1167,7 @@
               <w:t xml:space="preserve">3.</w:t>
             </w:r>
           </w:hyperlink>
-          <w:hyperlink w:anchor="_12rwyl6emhoz">
+          <w:hyperlink w:anchor="_c7fci0r7ijkl">
             <w:r>
               <w:rPr>
                 <w:rFonts w:ascii="Arial" w:cs="Arial" w:eastAsia="Arial" w:hAnsi="Arial"/>
@@ -1188,7 +1188,7 @@
           </w:hyperlink>
           <w:r>
             <w:fldChar w:fldCharType="begin"/>
-            <w:instrText xml:space="preserve"> PAGEREF _12rwyl6emhoz \h </w:instrText>
+            <w:instrText xml:space="preserve"> PAGEREF _c7fci0r7ijkl \h </w:instrText>
             <w:fldChar w:fldCharType="separate"/>
           </w:r>
           <w:r>
@@ -1252,7 +1252,7 @@
           <w:color w:val="231f20"/>
         </w:rPr>
       </w:pPr>
-      <w:bookmarkStart w:colFirst="0" w:colLast="0" w:name="_3cqsdxc7x9u5" w:id="1"/>
+      <w:bookmarkStart w:colFirst="0" w:colLast="0" w:name="_ewzzbysajuq4" w:id="1"/>
       <w:bookmarkEnd w:id="1"/>
       <w:r>
         <w:br w:type="page"/>
@@ -1278,7 +1278,7 @@
           <w:color w:val="231f20"/>
         </w:rPr>
       </w:pPr>
-      <w:bookmarkStart w:colFirst="0" w:colLast="0" w:name="_da9aacsepgao" w:id="2"/>
+      <w:bookmarkStart w:colFirst="0" w:colLast="0" w:name="_hmud9n6ocsj6" w:id="2"/>
       <w:bookmarkEnd w:id="2"/>
       <w:r>
         <w:rPr>
@@ -1292,7 +1292,27 @@
     <w:p>
       <w:pPr>
         <w:ind w:left="0" w:right="0" w:firstLine="0"/>
-        <w:rPr/>
+        <w:rPr>
+          <w:rFonts w:ascii="Arial" w:cs="Arial" w:eastAsia="Arial" w:hAnsi="Arial"/>
+          <w:color w:val="231f20"/>
+        </w:rPr>
+      </w:pPr>
+      <w:r>
+        <w:rPr>
+          <w:rFonts w:ascii="Arial" w:cs="Arial" w:eastAsia="Arial" w:hAnsi="Arial"/>
+          <w:color w:val="231f20"/>
+          <w:rtl w:val="0"/>
+        </w:rPr>
+        <w:t xml:space="preserve">${TABLE_STATEMENT_OF_APPLICABILITY_SCALE}</w:t>
+      </w:r>
+    </w:p>
+    <w:p>
+      <w:pPr>
+        <w:ind w:left="0" w:right="0" w:firstLine="0"/>
+        <w:rPr>
+          <w:rFonts w:ascii="Arial" w:cs="Arial" w:eastAsia="Arial" w:hAnsi="Arial"/>
+          <w:color w:val="231f20"/>
+        </w:rPr>
         <w:sectPr>
           <w:headerReference r:id="rId7" w:type="default"/>
           <w:footerReference r:id="rId8" w:type="default"/>
@@ -1304,14 +1324,6 @@
       </w:pPr>
       <w:r>
         <w:rPr>
-          <w:rFonts w:ascii="Arial" w:cs="Arial" w:eastAsia="Arial" w:hAnsi="Arial"/>
-          <w:color w:val="231f20"/>
-          <w:rtl w:val="0"/>
-        </w:rPr>
-        <w:t xml:space="preserve">${TABLE_STATEMENT_OF_APPLICABILITY_SCALE}</w:t>
-      </w:r>
-      <w:r>
-        <w:rPr>
           <w:rtl w:val="0"/>
         </w:rPr>
       </w:r>
@@ -1331,7 +1343,7 @@
           <w:color w:val="231f20"/>
         </w:rPr>
       </w:pPr>
-      <w:bookmarkStart w:colFirst="0" w:colLast="0" w:name="_2if58vse2i4u" w:id="3"/>
+      <w:bookmarkStart w:colFirst="0" w:colLast="0" w:name="_8qhsi0tvzd1a" w:id="3"/>
       <w:bookmarkEnd w:id="3"/>
       <w:r>
         <w:rPr>
@@ -1401,7 +1413,7 @@
           <w:color w:val="231f20"/>
         </w:rPr>
       </w:pPr>
-      <w:bookmarkStart w:colFirst="0" w:colLast="0" w:name="_12rwyl6emhoz" w:id="4"/>
+      <w:bookmarkStart w:colFirst="0" w:colLast="0" w:name="_c7fci0r7ijkl" w:id="4"/>
       <w:bookmarkEnd w:id="4"/>
       <w:r>
         <w:rPr>
@@ -1824,10 +1836,10 @@
         <wp:anchor allowOverlap="1" behindDoc="0" distB="0" distT="0" distL="114300" distR="114300" hidden="0" layoutInCell="1" locked="0" relativeHeight="0" simplePos="0">
           <wp:simplePos x="0" y="0"/>
           <wp:positionH relativeFrom="column">
-            <wp:posOffset>85728</wp:posOffset>
+            <wp:posOffset>85729</wp:posOffset>
           </wp:positionH>
           <wp:positionV relativeFrom="paragraph">
-            <wp:posOffset>-73566</wp:posOffset>
+            <wp:posOffset>-73565</wp:posOffset>
           </wp:positionV>
           <wp:extent cx="1355753" cy="1011600"/>
           <wp:effectExtent b="0" l="0" r="0" t="0"/>
@@ -2438,10 +2450,10 @@
         <wp:anchor allowOverlap="1" behindDoc="0" distB="0" distT="0" distL="114300" distR="114300" hidden="0" layoutInCell="1" locked="0" relativeHeight="0" simplePos="0">
           <wp:simplePos x="0" y="0"/>
           <wp:positionH relativeFrom="column">
-            <wp:posOffset>66677</wp:posOffset>
+            <wp:posOffset>66678</wp:posOffset>
           </wp:positionH>
           <wp:positionV relativeFrom="paragraph">
-            <wp:posOffset>-47623</wp:posOffset>
+            <wp:posOffset>-47622</wp:posOffset>
           </wp:positionV>
           <wp:extent cx="1355753" cy="1011600"/>
           <wp:effectExtent b="0" l="0" r="0" t="0"/>
@@ -3019,7 +3031,7 @@
       <w:lvlText w:val="%1."/>
       <w:lvlJc w:val="left"/>
       <w:pPr>
-        <w:ind w:left="644" w:hanging="359.9999999999998"/>
+        <w:ind w:left="644" w:hanging="359.9999999999997"/>
       </w:pPr>
       <w:rPr/>
     </w:lvl>
